--- a/downloads/sections/t02-l06-workstations-that-drop-live-calls-learn.docx
+++ b/downloads/sections/t02-l06-workstations-that-drop-live-calls-learn.docx
@@ -29,7 +29,7 @@
     </w:p>
     <w:p>
       <w:r>
-        <w:t>confirm. Headset model numbers are not listed in the section this lab read. The PDF points at a separate recommended-headsets note.. last checked 2026-10.</w:t>
+        <w:t>confirm. Headset model numbers are not listed in the section this lab read. The PDF points at a separate recommended-headsets note. last checked 2026-10.</w:t>
       </w:r>
     </w:p>
   </w:body>
